--- a/严铭果-简历（优化版）.docx
+++ b/严铭果-简历（优化版）.docx
@@ -44,6 +44,9 @@
             <w:right w:w="108" w:type="dxa"/>
           </w:tblCellMar>
         </w:tblPrEx>
+        <w:trPr>
+          <w:trHeight w:val="1358" w:hRule="atLeast"/>
+        </w:trPr>
         <w:tc>
           <w:tcPr>
             <w:tcW w:w="5100" w:type="dxa"/>
@@ -52,7 +55,6 @@
             <w:pPr>
               <w:spacing w:before="0" w:after="0"/>
             </w:pPr>
-            <w:bookmarkStart w:id="0" w:name="_GoBack"/>
             <w:r>
               <w:rPr>
                 <w:rFonts w:ascii="Calibri" w:hAnsi="Calibri" w:eastAsia="微软雅黑"/>
@@ -162,6 +164,8 @@
         </w:rPr>
         <w:t>教育背景</w:t>
       </w:r>
+      <w:bookmarkStart w:id="0" w:name="_GoBack"/>
+      <w:bookmarkEnd w:id="0"/>
     </w:p>
     <w:p>
       <w:pPr>
@@ -195,19 +199,8 @@
       </w:r>
     </w:p>
     <w:p>
-      <w:pPr>
-        <w:spacing w:after="40" w:line="276" w:lineRule="auto"/>
-        <w:ind w:left="283"/>
-      </w:pPr>
       <w:r>
-        <w:rPr>
-          <w:rFonts w:ascii="Calibri" w:hAnsi="Calibri" w:eastAsia="微软雅黑"/>
-          <w:b w:val="0"/>
-          <w:i w:val="0"/>
-          <w:color w:val="1F1F1F"/>
-          <w:sz w:val="21"/>
-        </w:rPr>
-        <w:t>· 以就业为导向自学 Python 编程与 Web 后端开发方向，注重工程实践与动手能力积累。</w:t>
+        <w:t>· 以就业为导向自学 Python 编程与 Web 后端开发，注重工程实践与动手能力积累。</w:t>
       </w:r>
     </w:p>
     <w:p>
@@ -285,7 +278,30 @@
           <w:color w:val="1F1F1F"/>
           <w:sz w:val="21"/>
         </w:rPr>
-        <w:t>后端开发：熟练使用 FastAPI 框架，</w:t>
+        <w:t>后端开发：熟练使用 FastAPI 框架</w:t>
+      </w:r>
+      <w:r>
+        <w:rPr>
+          <w:rFonts w:hint="eastAsia" w:ascii="Calibri" w:hAnsi="Calibri" w:eastAsia="微软雅黑"/>
+          <w:b/>
+          <w:i w:val="0"/>
+          <w:color w:val="1F1F1F"/>
+          <w:sz w:val="21"/>
+          <w:lang w:eastAsia="zh-CN"/>
+        </w:rPr>
+        <w:t>，</w:t>
+      </w:r>
+      <w:r>
+        <w:rPr>
+          <w:rFonts w:hint="eastAsia" w:ascii="Calibri" w:hAnsi="Calibri" w:eastAsia="微软雅黑"/>
+          <w:b w:val="0"/>
+          <w:bCs/>
+          <w:i w:val="0"/>
+          <w:color w:val="1F1F1F"/>
+          <w:sz w:val="21"/>
+          <w:lang w:val="en-US" w:eastAsia="zh-CN"/>
+        </w:rPr>
+        <w:t>具</w:t>
       </w:r>
       <w:r>
         <w:rPr>
@@ -299,75 +315,8 @@
       </w:r>
     </w:p>
     <w:p>
-      <w:pPr>
-        <w:spacing w:after="40" w:line="276" w:lineRule="auto"/>
-        <w:ind w:left="283"/>
-      </w:pPr>
       <w:r>
-        <w:rPr>
-          <w:rFonts w:ascii="Calibri" w:hAnsi="Calibri" w:eastAsia="微软雅黑"/>
-          <w:b w:val="0"/>
-          <w:i w:val="0"/>
-          <w:color w:val="1F1F1F"/>
-          <w:sz w:val="21"/>
-        </w:rPr>
-        <w:t xml:space="preserve">· </w:t>
-      </w:r>
-      <w:r>
-        <w:rPr>
-          <w:rFonts w:ascii="Calibri" w:hAnsi="Calibri" w:eastAsia="微软雅黑"/>
-          <w:b/>
-          <w:i w:val="0"/>
-          <w:color w:val="1F1F1F"/>
-          <w:sz w:val="21"/>
-        </w:rPr>
-        <w:t>数学基础：</w:t>
-      </w:r>
-      <w:r>
-        <w:rPr>
-          <w:rFonts w:ascii="Calibri" w:hAnsi="Calibri" w:eastAsia="微软雅黑"/>
-          <w:b w:val="0"/>
-          <w:i w:val="0"/>
-          <w:color w:val="1F1F1F"/>
-          <w:sz w:val="21"/>
-        </w:rPr>
-        <w:t>系统学习概率论与数理统计、线性代数，具备 AI / 机器学习方向所需的数学基础。</w:t>
-      </w:r>
-    </w:p>
-    <w:p>
-      <w:pPr>
-        <w:spacing w:after="40" w:line="276" w:lineRule="auto"/>
-        <w:ind w:left="283"/>
-      </w:pPr>
-      <w:r>
-        <w:rPr>
-          <w:rFonts w:ascii="Calibri" w:hAnsi="Calibri" w:eastAsia="微软雅黑"/>
-          <w:b w:val="0"/>
-          <w:i w:val="0"/>
-          <w:color w:val="1F1F1F"/>
-          <w:sz w:val="21"/>
-        </w:rPr>
-        <w:t xml:space="preserve">· </w:t>
-      </w:r>
-      <w:r>
-        <w:rPr>
-          <w:rFonts w:ascii="Calibri" w:hAnsi="Calibri" w:eastAsia="微软雅黑"/>
-          <w:b/>
-          <w:i w:val="0"/>
-          <w:color w:val="1F1F1F"/>
-          <w:sz w:val="21"/>
-        </w:rPr>
-        <w:t>学习能力：</w:t>
-      </w:r>
-      <w:r>
-        <w:rPr>
-          <w:rFonts w:ascii="Calibri" w:hAnsi="Calibri" w:eastAsia="微软雅黑"/>
-          <w:b w:val="0"/>
-          <w:i w:val="0"/>
-          <w:color w:val="1F1F1F"/>
-          <w:sz w:val="21"/>
-        </w:rPr>
-        <w:t>自主学习能力强，坚持按目标推进学习计划，遇到问题能独立查阅资料解决。</w:t>
+        <w:t>· 学习能力：自主学习能力强，能按目标推进学习计划，独立查阅资料解决问题。</w:t>
       </w:r>
     </w:p>
     <w:p>
@@ -390,6 +339,14 @@
       <w:pPr>
         <w:spacing w:after="40" w:line="276" w:lineRule="auto"/>
         <w:ind w:left="283"/>
+        <w:rPr>
+          <w:rFonts w:hint="eastAsia" w:ascii="Calibri" w:hAnsi="Calibri" w:eastAsia="微软雅黑"/>
+          <w:b w:val="0"/>
+          <w:i w:val="0"/>
+          <w:color w:val="1F1F1F"/>
+          <w:sz w:val="21"/>
+          <w:lang w:val="en-US" w:eastAsia="zh-CN"/>
+        </w:rPr>
       </w:pPr>
       <w:r>
         <w:rPr>
@@ -406,32 +363,35 @@
       <w:pPr>
         <w:spacing w:after="40" w:line="276" w:lineRule="auto"/>
         <w:ind w:left="283"/>
-      </w:pPr>
-      <w:r>
         <w:rPr>
           <w:rFonts w:ascii="Calibri" w:hAnsi="Calibri" w:eastAsia="微软雅黑"/>
           <w:b w:val="0"/>
           <w:i w:val="0"/>
-          <w:color w:val="999999"/>
+          <w:color w:val="000000" w:themeColor="text1"/>
           <w:sz w:val="21"/>
+          <w14:textFill>
+            <w14:solidFill>
+              <w14:schemeClr w14:val="tx1"/>
+            </w14:solidFill>
+          </w14:textFill>
         </w:rPr>
-        <w:t xml:space="preserve">  基于 FastAPI 框架独立开发的电商后端系统，实现用户认证、商品管理、订单管理三大模块，支持 JWT 无状态登录与订单事务处理，项目已开源至 GitHub。</w:t>
-      </w:r>
-    </w:p>
-    <w:p>
-      <w:pPr>
-        <w:spacing w:after="40" w:line="276" w:lineRule="auto"/>
-        <w:ind w:left="283"/>
       </w:pPr>
       <w:r>
         <w:rPr>
-          <w:rFonts w:ascii="Calibri" w:hAnsi="Calibri" w:eastAsia="微软雅黑"/>
+          <w:rFonts w:hint="eastAsia" w:ascii="微软雅黑" w:hAnsi="微软雅黑" w:eastAsia="微软雅黑" w:cs="微软雅黑"/>
           <w:b w:val="0"/>
           <w:i w:val="0"/>
-          <w:color w:val="999999"/>
+          <w:color w:val="000000" w:themeColor="text1"/>
           <w:sz w:val="21"/>
+          <w:szCs w:val="21"/>
+          <w:lang w:eastAsia="zh-CN"/>
+          <w14:textFill>
+            <w14:solidFill>
+              <w14:schemeClr w14:val="tx1"/>
+            </w14:solidFill>
+          </w14:textFill>
         </w:rPr>
-        <w:t xml:space="preserve">  独立完成数据库设计与全部后端接口开发；采用 models/schemas/routers 分层架构；订单创建使用事务保证库存扣减与订单生成一致性，异常自动回滚；实现 401/403 分级权限控制，用户仅可查看自身订单；编写 pytest 接口测试用例 14 个，覆盖三大模块核心场景，全部通过。</w:t>
+        <w:t>基于 FastAPI 框架独立开发电商后端系统，完成用户认证、商品管理、订单管理三大模块，支持 JWT 无状态登录及订单事务处理，项目已开源至 GitHub。独立完成数据库设计与全部后端接口开发，采用 models/schemas/routers 分层架构。订单创建环节通过事务机制确保库存扣减与订单生成的强一致性，异常情况下自动回滚；实现 401/403 分级权限控制，用户仅可查看自身订单；编写 pytest 接口测试用例 14 个，覆盖三大模块核心场景，全部通过。</w:t>
       </w:r>
     </w:p>
     <w:p>
@@ -467,134 +427,35 @@
       </w:r>
     </w:p>
     <w:p>
-      <w:pPr>
-        <w:spacing w:after="40" w:line="276" w:lineRule="auto"/>
-        <w:ind w:left="283"/>
-      </w:pPr>
       <w:r>
-        <w:rPr>
-          <w:rFonts w:ascii="Calibri" w:hAnsi="Calibri" w:eastAsia="微软雅黑"/>
-          <w:b w:val="0"/>
-          <w:i w:val="0"/>
-          <w:color w:val="1F1F1F"/>
-          <w:sz w:val="21"/>
-        </w:rPr>
         <w:t>· 校级计算机编程大赛  三等奖</w:t>
       </w:r>
     </w:p>
     <w:p>
-      <w:pPr>
-        <w:spacing w:before="160" w:after="60"/>
-      </w:pPr>
       <w:r>
-        <w:rPr>
-          <w:rFonts w:ascii="Calibri" w:hAnsi="Calibri" w:eastAsia="微软雅黑"/>
-          <w:b/>
-          <w:i w:val="0"/>
-          <w:color w:val="1F4E79"/>
-          <w:sz w:val="24"/>
-          <w:u w:val="single"/>
-        </w:rPr>
         <w:t>校园经历</w:t>
       </w:r>
     </w:p>
     <w:p>
-      <w:pPr>
-        <w:spacing w:after="40" w:line="276" w:lineRule="auto"/>
-        <w:ind w:left="283"/>
-      </w:pPr>
       <w:r>
-        <w:rPr>
-          <w:rFonts w:ascii="Calibri" w:hAnsi="Calibri" w:eastAsia="微软雅黑"/>
-          <w:b w:val="0"/>
-          <w:i w:val="0"/>
-          <w:color w:val="1F1F1F"/>
-          <w:sz w:val="21"/>
-        </w:rPr>
-        <w:t>· 学校计算机编程社团成员：常态化参与编程训练、项目研讨与技能实训，持续提升代码能力与逻辑思维。</w:t>
+        <w:t>· 学校计算机编程社团成员：参与编程训练与项目研讨，持续提升代码能力与协作能力。</w:t>
       </w:r>
     </w:p>
     <w:p>
-      <w:pPr>
-        <w:spacing w:after="40" w:line="276" w:lineRule="auto"/>
-        <w:ind w:left="283"/>
-      </w:pPr>
       <w:r>
-        <w:rPr>
-          <w:rFonts w:ascii="Calibri" w:hAnsi="Calibri" w:eastAsia="微软雅黑"/>
-          <w:b w:val="0"/>
-          <w:i w:val="0"/>
-          <w:color w:val="1F1F1F"/>
-          <w:sz w:val="21"/>
-        </w:rPr>
-        <w:t>· 参与跨境电子商务竞赛：负责团队流程规划与分工优化，提升协作与组织效率。</w:t>
-      </w:r>
-    </w:p>
-    <w:p>
-      <w:pPr>
-        <w:spacing w:before="160" w:after="60"/>
-      </w:pPr>
-      <w:r>
-        <w:rPr>
-          <w:rFonts w:ascii="Calibri" w:hAnsi="Calibri" w:eastAsia="微软雅黑"/>
-          <w:b/>
-          <w:i w:val="0"/>
-          <w:color w:val="1F4E79"/>
-          <w:sz w:val="24"/>
-          <w:u w:val="single"/>
-        </w:rPr>
         <w:t>自我评价</w:t>
       </w:r>
     </w:p>
     <w:p>
-      <w:pPr>
-        <w:spacing w:after="40" w:line="276" w:lineRule="auto"/>
-        <w:ind w:left="283"/>
-      </w:pPr>
       <w:r>
-        <w:rPr>
-          <w:rFonts w:ascii="Calibri" w:hAnsi="Calibri" w:eastAsia="微软雅黑"/>
-          <w:b w:val="0"/>
-          <w:i w:val="0"/>
-          <w:color w:val="1F1F1F"/>
-          <w:sz w:val="21"/>
-        </w:rPr>
-        <w:t>· 以 Python 与 AI 方向为明确的职业目标，主动规划并执行学习路线，具备突出的自学与执行能力。</w:t>
+        <w:t>· 以 Python 后端与 AI 应用为职业目标，自学能力强，能独立推进项目从 0 到 1 落地。</w:t>
       </w:r>
     </w:p>
     <w:p>
-      <w:pPr>
-        <w:spacing w:after="40" w:line="276" w:lineRule="auto"/>
-        <w:ind w:left="283"/>
-      </w:pPr>
       <w:r>
-        <w:rPr>
-          <w:rFonts w:ascii="Calibri" w:hAnsi="Calibri" w:eastAsia="微软雅黑"/>
-          <w:b w:val="0"/>
-          <w:i w:val="0"/>
-          <w:color w:val="1F1F1F"/>
-          <w:sz w:val="21"/>
-        </w:rPr>
-        <w:t>· 获蓝桥杯省级奖项，代码与逻辑能力经过竞赛检验，做事严谨、注重细节。</w:t>
+        <w:t>· 获蓝桥杯省级奖项，代码与逻辑能力经竞赛检验，做事严谨注重细节。</w:t>
       </w:r>
     </w:p>
-    <w:p>
-      <w:pPr>
-        <w:spacing w:after="40" w:line="276" w:lineRule="auto"/>
-        <w:ind w:left="283"/>
-      </w:pPr>
-      <w:r>
-        <w:rPr>
-          <w:rFonts w:ascii="Calibri" w:hAnsi="Calibri" w:eastAsia="微软雅黑"/>
-          <w:b w:val="0"/>
-          <w:i w:val="0"/>
-          <w:color w:val="1F1F1F"/>
-          <w:sz w:val="21"/>
-        </w:rPr>
-        <w:t>· 责任心强、乐于协作，能快速适应团队节奏与业务需求变化。</w:t>
-      </w:r>
-    </w:p>
-    <w:bookmarkEnd w:id="0"/>
     <w:sectPr>
       <w:pgSz w:w="12240" w:h="15840"/>
       <w:pgMar w:top="794" w:right="1020" w:bottom="680" w:left="1020" w:header="720" w:footer="720" w:gutter="0"/>
